--- a/invoice-generator/templates/modern.docx
+++ b/invoice-generator/templates/modern.docx
@@ -833,14 +833,16 @@
     <w:pPr>
       <w:jc w:val="center"/>
     </w:pPr>
-    <w:r>
-      <w:rPr>
-        <w:color w:val="999999"/>
-        <w:sz w:val="18"/>
-        <w:szCs w:val="18"/>
-      </w:rPr>
-      <w:t xml:space="preserve">Made with argorobots.com</w:t>
-    </w:r>
+    <w:hyperlink w:history="1" r:id="rIdjtbxa4uipvoszn-g7n0qm">
+      <w:r>
+        <w:rPr>
+          <w:color w:val="999999"/>
+          <w:sz w:val="18"/>
+          <w:szCs w:val="18"/>
+        </w:rPr>
+        <w:t xml:space="preserve">Made with argorobots.com</w:t>
+      </w:r>
+    </w:hyperlink>
   </w:p>
 </w:ftr>
 </file>
